--- a/projects/valuepickr-open-screen/docs/Marksans Pharma.docx
+++ b/projects/valuepickr-open-screen/docs/Marksans Pharma.docx
@@ -586,6 +586,179 @@
         <w:t xml:space="preserve">This is independent research and analysis for informational purposes only, not personalized financial or investment advice. Past multi-bagger performance and forum/social sentiment are not indicators of future returns. Do your own due diligence before investing.</w:t>
       </w:r>
     </w:p>
+    <w:p/>
+    <w:p>
+      <w:r>
+        <w:rPr>
+          <w:b/>
+          <w:sz w:val="28"/>
+        </w:rPr>
+        <w:t>🔄 RESEARCH UPDATE - 2026-10-05</w:t>
+      </w:r>
+    </w:p>
+    <w:p>
+      <w:r>
+        <w:rPr>
+          <w:b/>
+        </w:rPr>
+        <w:t>📊 Key Metrics:</w:t>
+      </w:r>
+    </w:p>
+    <w:p>
+      <w:pPr>
+        <w:ind w:left="360"/>
+      </w:pPr>
+      <w:r>
+        <w:t xml:space="preserve">  • Company: Marksans Pharma Ltd</w:t>
+      </w:r>
+    </w:p>
+    <w:p>
+      <w:pPr>
+        <w:ind w:left="360"/>
+      </w:pPr>
+      <w:r>
+        <w:t xml:space="preserve">  • Conviction: Medium-High</w:t>
+      </w:r>
+    </w:p>
+    <w:p>
+      <w:pPr>
+        <w:ind w:left="360"/>
+      </w:pPr>
+      <w:r>
+        <w:t xml:space="preserve">  • Thesis: neither</w:t>
+      </w:r>
+    </w:p>
+    <w:p>
+      <w:pPr>
+        <w:ind w:left="360"/>
+      </w:pPr>
+      <w:r>
+        <w:t xml:space="preserve">  • 4-Box Score: 2.5</w:t>
+      </w:r>
+    </w:p>
+    <w:p>
+      <w:pPr>
+        <w:ind w:left="360"/>
+      </w:pPr>
+      <w:r>
+        <w:t xml:space="preserve">  • Research Date: 2026-10-05</w:t>
+      </w:r>
+    </w:p>
+    <w:p>
+      <w:pPr>
+        <w:ind w:left="360"/>
+      </w:pPr>
+      <w:r>
+        <w:t xml:space="preserve">  • Red Flag: None</w:t>
+      </w:r>
+    </w:p>
+    <w:p/>
+    <w:p>
+      <w:r>
+        <w:rPr>
+          <w:b/>
+        </w:rPr>
+        <w:t>📝 Verdict:</w:t>
+      </w:r>
+    </w:p>
+    <w:p>
+      <w:pPr>
+        <w:ind w:left="360"/>
+      </w:pPr>
+      <w:r>
+        <w:t>Genuinely strong and now filing-confirmed: two straight quarters of real margin expansion (17.9%-&gt;25.3%) and concrete Europe M&amp;A (QliniQ, ABCnow) upgrade this from a promising story to a demonstrated one - but a near-90% 1-year run-up, 28x P/E and a still-capped TAM/moat keep thesis_fit at 'neither'. Conviction raised to Medium-High.</w:t>
+      </w:r>
+    </w:p>
+    <w:p/>
+    <w:p>
+      <w:r>
+        <w:rPr>
+          <w:b/>
+        </w:rPr>
+        <w:t>📈 Bull Case:</w:t>
+      </w:r>
+    </w:p>
+    <w:p>
+      <w:pPr>
+        <w:ind w:left="360"/>
+      </w:pPr>
+      <w:r>
+        <w:t>Two consecutive quarters of real EBITDA-margin expansion (17.9% -&gt; 22.8% -&gt; 25.3%), not just guidance - the operating-leverage/mix story now has filed evidence</w:t>
+      </w:r>
+    </w:p>
+    <w:p>
+      <w:pPr>
+        <w:ind w:left="360"/>
+      </w:pPr>
+      <w:r>
+        <w:t>Europe is now a concrete growth leg: QliniQ B.V. (Netherlands) acquisition closed Jun-2026, ABCnow GmbH (Germany) agreed post-quarter; UK/Europe revenue +74.7% YoY</w:t>
+      </w:r>
+    </w:p>
+    <w:p>
+      <w:pPr>
+        <w:ind w:left="360"/>
+      </w:pPr>
+      <w:r>
+        <w:t>Clean 3/3-year Coffee-Can pass (revenue growth &gt;=10% + ROCE &gt;=15% every checkable year) plus &gt;Rs 1,000 Cr cash for further bolt-on M&amp;A</w:t>
+      </w:r>
+    </w:p>
+    <w:p>
+      <w:pPr>
+        <w:ind w:left="360"/>
+      </w:pPr>
+      <w:r>
+        <w:t>Stable, pledge-free promoter holding (~43.9%, nil encumbrance declared Apr-2026)</w:t>
+      </w:r>
+    </w:p>
+    <w:p/>
+    <w:p>
+      <w:r>
+        <w:rPr>
+          <w:b/>
+        </w:rPr>
+        <w:t>📉 Bear Case:</w:t>
+      </w:r>
+    </w:p>
+    <w:p>
+      <w:pPr>
+        <w:ind w:left="360"/>
+      </w:pPr>
+      <w:r>
+        <w:t>Stock already up ~90% over the past year, trading near 52-week highs at ~28x trailing P/E - a lot of the growth/margin story is already in the price</w:t>
+      </w:r>
+    </w:p>
+    <w:p>
+      <w:pPr>
+        <w:ind w:left="360"/>
+      </w:pPr>
+      <w:r>
+        <w:t>Generic oral-solid-dose exports remain commoditized; moat is regulatory-approval-based, not structural, and TAM headroom for a 10x/100x outcome is limited even with the Europe expansion</w:t>
+      </w:r>
+    </w:p>
+    <w:p>
+      <w:pPr>
+        <w:ind w:left="360"/>
+      </w:pPr>
+      <w:r>
+        <w:t>Working capital is unusually heavy for the sector (inventory days ~270, cash-conversion-cycle ~254 days vs ~100-150 for peers) and is being funded partly by rising borrowings (Rs 244cr -&gt; Rs 343cr)</w:t>
+      </w:r>
+    </w:p>
+    <w:p>
+      <w:pPr>
+        <w:ind w:left="360"/>
+      </w:pPr>
+      <w:r>
+        <w:t>Only 2 quarters of evidence for the 22-25% EBITDA-margin band vs a historical ~18-20% - not yet confirmed structural rather than partly cyclical/mix/currency</w:t>
+      </w:r>
+    </w:p>
+    <w:p>
+      <w:pPr>
+        <w:ind w:left="360"/>
+      </w:pPr>
+      <w:r>
+        <w:t>Goa Unit 2 (ex-Teva) still only 60-65% utilised - the capacity commitment underpinning part of the growth thesis remains mid-ramp</w:t>
+      </w:r>
+    </w:p>
     <w:sectPr>
       <w:pgSz w:w="12240" w:h="15840" w:orient="portrait"/>
       <w:pgMar w:top="1440" w:right="1440" w:bottom="1440" w:left="1440" w:header="708" w:footer="708" w:gutter="0"/>
